--- a/lab2.docx
+++ b/lab2.docx
@@ -4,7 +4,15 @@
   <w:body>
     <w:p>
       <w:r>
-        <w:t>test</w:t>
+        <w:t>T</w:t>
+      </w:r>
+      <w:r>
+        <w:t>est</w:t>
+      </w:r>
+    </w:p>
+    <w:p>
+      <w:r>
+        <w:t>Test1</w:t>
       </w:r>
       <w:bookmarkStart w:id="0" w:name="_GoBack"/>
       <w:bookmarkEnd w:id="0"/>

--- a/lab2.docx
+++ b/lab2.docx
@@ -13,6 +13,11 @@
     <w:p>
       <w:r>
         <w:t>Test1</w:t>
+      </w:r>
+    </w:p>
+    <w:p>
+      <w:r>
+        <w:t>Test2</w:t>
       </w:r>
       <w:bookmarkStart w:id="0" w:name="_GoBack"/>
       <w:bookmarkEnd w:id="0"/>
